--- a/output/cv/Syed_Adil_Ali_Professional_CV.docx
+++ b/output/cv/Syed_Adil_Ali_Professional_CV.docx
@@ -31,21 +31,21 @@
             <w:vAlign w:val="top"/>
             <w:shd w:fill="17324D"/>
             <w:tcMar>
-              <w:top w:w="180" w:type="dxa"/>
+              <w:top w:w="210" w:type="dxa"/>
               <w:start w:w="230" w:type="dxa"/>
-              <w:bottom w:w="180" w:type="dxa"/>
+              <w:bottom w:w="210" w:type="dxa"/>
               <w:end w:w="230" w:type="dxa"/>
             </w:tcMar>
           </w:tcPr>
           <w:p>
             <w:pPr>
-              <w:spacing w:before="0" w:after="160" w:line="240" w:lineRule="auto"/>
+              <w:spacing w:before="0" w:after="240" w:line="240" w:lineRule="auto"/>
               <w:jc w:val="center"/>
             </w:pPr>
             <w:r>
               <w:drawing>
                 <wp:inline xmlns:a="http://schemas.openxmlformats.org/drawingml/2006/main" xmlns:pic="http://schemas.openxmlformats.org/drawingml/2006/picture">
-                  <wp:extent cx="1332000" cy="1664406"/>
+                  <wp:extent cx="1494000" cy="1866834"/>
                   <wp:docPr id="1" name="Picture 1"/>
                   <wp:cNvGraphicFramePr>
                     <a:graphicFrameLocks noChangeAspect="1"/>
@@ -66,7 +66,7 @@
                         <pic:spPr>
                           <a:xfrm>
                             <a:off x="0" y="0"/>
-                            <a:ext cx="1332000" cy="1664406"/>
+                            <a:ext cx="1494000" cy="1866834"/>
                           </a:xfrm>
                           <a:prstGeom prst="rect"/>
                         </pic:spPr>
@@ -79,7 +79,7 @@
           </w:p>
           <w:p>
             <w:pPr>
-              <w:spacing w:before="160" w:after="80" w:line="240" w:lineRule="auto"/>
+              <w:spacing w:before="260" w:after="120" w:line="240" w:lineRule="auto"/>
             </w:pPr>
             <w:r>
               <w:rPr>
@@ -87,14 +87,224 @@
                 <w:b/>
                 <w:i w:val="0"/>
                 <w:color w:val="FFFFFF"/>
-                <w:sz w:val="17"/>
+                <w:sz w:val="19"/>
               </w:rPr>
               <w:t>CONTACT</w:t>
             </w:r>
           </w:p>
           <w:p>
             <w:pPr>
-              <w:spacing w:before="0" w:after="40" w:line="252" w:lineRule="auto"/>
+              <w:spacing w:before="0" w:after="60" w:line="269" w:lineRule="auto"/>
+            </w:pPr>
+            <w:r>
+              <w:rPr>
+                <w:rFonts w:ascii="Aptos" w:hAnsi="Aptos"/>
+                <w:b w:val="0"/>
+                <w:i w:val="0"/>
+                <w:color w:val="FFFFFF"/>
+                <w:sz w:val="18"/>
+              </w:rPr>
+              <w:t>+92 332 764 8686</w:t>
+            </w:r>
+          </w:p>
+          <w:p>
+            <w:pPr>
+              <w:spacing w:before="0" w:after="140" w:line="269" w:lineRule="auto"/>
+            </w:pPr>
+            <w:r>
+              <w:rPr>
+                <w:rFonts w:ascii="Aptos" w:hAnsi="Aptos"/>
+                <w:b w:val="0"/>
+                <w:i w:val="0"/>
+                <w:color w:val="FFFFFF"/>
+                <w:sz w:val="18"/>
+              </w:rPr>
+              <w:t>aliad40.aa@gmail.com</w:t>
+            </w:r>
+          </w:p>
+          <w:p>
+            <w:pPr>
+              <w:spacing w:before="260" w:after="120" w:line="240" w:lineRule="auto"/>
+            </w:pPr>
+            <w:r>
+              <w:rPr>
+                <w:rFonts w:ascii="Aptos" w:hAnsi="Aptos"/>
+                <w:b/>
+                <w:i w:val="0"/>
+                <w:color w:val="FFFFFF"/>
+                <w:sz w:val="19"/>
+              </w:rPr>
+              <w:t>CORE EXPERTISE</w:t>
+            </w:r>
+          </w:p>
+          <w:p>
+            <w:pPr>
+              <w:spacing w:before="0" w:after="44" w:line="269" w:lineRule="auto"/>
+            </w:pPr>
+            <w:r>
+              <w:rPr>
+                <w:rFonts w:ascii="Aptos" w:hAnsi="Aptos"/>
+                <w:b w:val="0"/>
+                <w:i w:val="0"/>
+                <w:color w:val="FFFFFF"/>
+                <w:sz w:val="17"/>
+              </w:rPr>
+              <w:t>C, C++, C#</w:t>
+            </w:r>
+          </w:p>
+          <w:p>
+            <w:pPr>
+              <w:spacing w:before="0" w:after="44" w:line="269" w:lineRule="auto"/>
+            </w:pPr>
+            <w:r>
+              <w:rPr>
+                <w:rFonts w:ascii="Aptos" w:hAnsi="Aptos"/>
+                <w:b w:val="0"/>
+                <w:i w:val="0"/>
+                <w:color w:val="FFFFFF"/>
+                <w:sz w:val="17"/>
+              </w:rPr>
+              <w:t>ASP.NET and ASP.NET MVC</w:t>
+            </w:r>
+          </w:p>
+          <w:p>
+            <w:pPr>
+              <w:spacing w:before="0" w:after="44" w:line="269" w:lineRule="auto"/>
+            </w:pPr>
+            <w:r>
+              <w:rPr>
+                <w:rFonts w:ascii="Aptos" w:hAnsi="Aptos"/>
+                <w:b w:val="0"/>
+                <w:i w:val="0"/>
+                <w:color w:val="FFFFFF"/>
+                <w:sz w:val="17"/>
+              </w:rPr>
+              <w:t>React and JavaScript</w:t>
+            </w:r>
+          </w:p>
+          <w:p>
+            <w:pPr>
+              <w:spacing w:before="0" w:after="44" w:line="269" w:lineRule="auto"/>
+            </w:pPr>
+            <w:r>
+              <w:rPr>
+                <w:rFonts w:ascii="Aptos" w:hAnsi="Aptos"/>
+                <w:b w:val="0"/>
+                <w:i w:val="0"/>
+                <w:color w:val="FFFFFF"/>
+                <w:sz w:val="17"/>
+              </w:rPr>
+              <w:t>HTML and PHP</w:t>
+            </w:r>
+          </w:p>
+          <w:p>
+            <w:pPr>
+              <w:spacing w:before="0" w:after="44" w:line="269" w:lineRule="auto"/>
+            </w:pPr>
+            <w:r>
+              <w:rPr>
+                <w:rFonts w:ascii="Aptos" w:hAnsi="Aptos"/>
+                <w:b w:val="0"/>
+                <w:i w:val="0"/>
+                <w:color w:val="FFFFFF"/>
+                <w:sz w:val="17"/>
+              </w:rPr>
+              <w:t>REST API development</w:t>
+            </w:r>
+          </w:p>
+          <w:p>
+            <w:pPr>
+              <w:spacing w:before="0" w:after="44" w:line="269" w:lineRule="auto"/>
+            </w:pPr>
+            <w:r>
+              <w:rPr>
+                <w:rFonts w:ascii="Aptos" w:hAnsi="Aptos"/>
+                <w:b w:val="0"/>
+                <w:i w:val="0"/>
+                <w:color w:val="FFFFFF"/>
+                <w:sz w:val="17"/>
+              </w:rPr>
+              <w:t>MySQL and SQL Server</w:t>
+            </w:r>
+          </w:p>
+          <w:p>
+            <w:pPr>
+              <w:spacing w:before="0" w:after="44" w:line="269" w:lineRule="auto"/>
+            </w:pPr>
+            <w:r>
+              <w:rPr>
+                <w:rFonts w:ascii="Aptos" w:hAnsi="Aptos"/>
+                <w:b w:val="0"/>
+                <w:i w:val="0"/>
+                <w:color w:val="FFFFFF"/>
+                <w:sz w:val="17"/>
+              </w:rPr>
+              <w:t>Visual Studio</w:t>
+            </w:r>
+          </w:p>
+          <w:p>
+            <w:pPr>
+              <w:spacing w:before="0" w:after="44" w:line="269" w:lineRule="auto"/>
+            </w:pPr>
+            <w:r>
+              <w:rPr>
+                <w:rFonts w:ascii="Aptos" w:hAnsi="Aptos"/>
+                <w:b w:val="0"/>
+                <w:i w:val="0"/>
+                <w:color w:val="FFFFFF"/>
+                <w:sz w:val="17"/>
+              </w:rPr>
+              <w:t>Agile development</w:t>
+            </w:r>
+          </w:p>
+          <w:p>
+            <w:pPr>
+              <w:spacing w:before="0" w:after="44" w:line="269" w:lineRule="auto"/>
+            </w:pPr>
+            <w:r>
+              <w:rPr>
+                <w:rFonts w:ascii="Aptos" w:hAnsi="Aptos"/>
+                <w:b w:val="0"/>
+                <w:i w:val="0"/>
+                <w:color w:val="FFFFFF"/>
+                <w:sz w:val="17"/>
+              </w:rPr>
+              <w:t>Level 3 product support</w:t>
+            </w:r>
+          </w:p>
+          <w:p>
+            <w:pPr>
+              <w:spacing w:before="260" w:after="120" w:line="240" w:lineRule="auto"/>
+            </w:pPr>
+            <w:r>
+              <w:rPr>
+                <w:rFonts w:ascii="Aptos" w:hAnsi="Aptos"/>
+                <w:b/>
+                <w:i w:val="0"/>
+                <w:color w:val="FFFFFF"/>
+                <w:sz w:val="19"/>
+              </w:rPr>
+              <w:t>EDUCATION</w:t>
+            </w:r>
+          </w:p>
+          <w:p>
+            <w:pPr>
+              <w:spacing w:before="0" w:after="40" w:line="269" w:lineRule="auto"/>
+            </w:pPr>
+            <w:r>
+              <w:rPr>
+                <w:rFonts w:ascii="Aptos" w:hAnsi="Aptos"/>
+                <w:b/>
+                <w:i w:val="0"/>
+                <w:color w:val="FFFFFF"/>
+                <w:sz w:val="18"/>
+              </w:rPr>
+              <w:t>B.S. Computer System Engineering</w:t>
+            </w:r>
+          </w:p>
+          <w:p>
+            <w:pPr>
+              <w:spacing w:before="0" w:after="40" w:line="269" w:lineRule="auto"/>
             </w:pPr>
             <w:r>
               <w:rPr>
@@ -104,12 +314,12 @@
                 <w:color w:val="FFFFFF"/>
                 <w:sz w:val="16"/>
               </w:rPr>
-              <w:t>+92 332 764 8686</w:t>
+              <w:t>Ghulam Ishaq Khan Institute of Engineering Sciences &amp; Technology</w:t>
             </w:r>
           </w:p>
           <w:p>
             <w:pPr>
-              <w:spacing w:before="0" w:after="100" w:line="252" w:lineRule="auto"/>
+              <w:spacing w:before="0" w:after="140" w:line="269" w:lineRule="auto"/>
             </w:pPr>
             <w:r>
               <w:rPr>
@@ -119,12 +329,12 @@
                 <w:color w:val="FFFFFF"/>
                 <w:sz w:val="16"/>
               </w:rPr>
-              <w:t>aliad40.aa@gmail.com</w:t>
+              <w:t>2009 - 2014</w:t>
             </w:r>
           </w:p>
           <w:p>
             <w:pPr>
-              <w:spacing w:before="160" w:after="80" w:line="240" w:lineRule="auto"/>
+              <w:spacing w:before="0" w:after="40" w:line="269" w:lineRule="auto"/>
             </w:pPr>
             <w:r>
               <w:rPr>
@@ -132,14 +342,14 @@
                 <w:b/>
                 <w:i w:val="0"/>
                 <w:color w:val="FFFFFF"/>
-                <w:sz w:val="17"/>
+                <w:sz w:val="18"/>
               </w:rPr>
-              <w:t>CORE EXPERTISE</w:t>
+              <w:t>F.Sc. Pre-Engineering</w:t>
             </w:r>
           </w:p>
           <w:p>
             <w:pPr>
-              <w:spacing w:before="0" w:after="26" w:line="252" w:lineRule="auto"/>
+              <w:spacing w:before="0" w:after="40" w:line="269" w:lineRule="auto"/>
             </w:pPr>
             <w:r>
               <w:rPr>
@@ -149,12 +359,12 @@
                 <w:color w:val="FFFFFF"/>
                 <w:sz w:val="16"/>
               </w:rPr>
-              <w:t>C, C++, C#</w:t>
+              <w:t>Al-Abbas College, Dera Ismail Khan</w:t>
             </w:r>
           </w:p>
           <w:p>
             <w:pPr>
-              <w:spacing w:before="0" w:after="26" w:line="252" w:lineRule="auto"/>
+              <w:spacing w:before="0" w:after="60" w:line="269" w:lineRule="auto"/>
             </w:pPr>
             <w:r>
               <w:rPr>
@@ -163,216 +373,6 @@
                 <w:i w:val="0"/>
                 <w:color w:val="FFFFFF"/>
                 <w:sz w:val="16"/>
-              </w:rPr>
-              <w:t>ASP.NET and ASP.NET MVC</w:t>
-            </w:r>
-          </w:p>
-          <w:p>
-            <w:pPr>
-              <w:spacing w:before="0" w:after="26" w:line="252" w:lineRule="auto"/>
-            </w:pPr>
-            <w:r>
-              <w:rPr>
-                <w:rFonts w:ascii="Aptos" w:hAnsi="Aptos"/>
-                <w:b w:val="0"/>
-                <w:i w:val="0"/>
-                <w:color w:val="FFFFFF"/>
-                <w:sz w:val="16"/>
-              </w:rPr>
-              <w:t>React and JavaScript</w:t>
-            </w:r>
-          </w:p>
-          <w:p>
-            <w:pPr>
-              <w:spacing w:before="0" w:after="26" w:line="252" w:lineRule="auto"/>
-            </w:pPr>
-            <w:r>
-              <w:rPr>
-                <w:rFonts w:ascii="Aptos" w:hAnsi="Aptos"/>
-                <w:b w:val="0"/>
-                <w:i w:val="0"/>
-                <w:color w:val="FFFFFF"/>
-                <w:sz w:val="16"/>
-              </w:rPr>
-              <w:t>HTML and PHP</w:t>
-            </w:r>
-          </w:p>
-          <w:p>
-            <w:pPr>
-              <w:spacing w:before="0" w:after="26" w:line="252" w:lineRule="auto"/>
-            </w:pPr>
-            <w:r>
-              <w:rPr>
-                <w:rFonts w:ascii="Aptos" w:hAnsi="Aptos"/>
-                <w:b w:val="0"/>
-                <w:i w:val="0"/>
-                <w:color w:val="FFFFFF"/>
-                <w:sz w:val="16"/>
-              </w:rPr>
-              <w:t>REST API development</w:t>
-            </w:r>
-          </w:p>
-          <w:p>
-            <w:pPr>
-              <w:spacing w:before="0" w:after="26" w:line="252" w:lineRule="auto"/>
-            </w:pPr>
-            <w:r>
-              <w:rPr>
-                <w:rFonts w:ascii="Aptos" w:hAnsi="Aptos"/>
-                <w:b w:val="0"/>
-                <w:i w:val="0"/>
-                <w:color w:val="FFFFFF"/>
-                <w:sz w:val="16"/>
-              </w:rPr>
-              <w:t>MySQL and SQL Server</w:t>
-            </w:r>
-          </w:p>
-          <w:p>
-            <w:pPr>
-              <w:spacing w:before="0" w:after="26" w:line="252" w:lineRule="auto"/>
-            </w:pPr>
-            <w:r>
-              <w:rPr>
-                <w:rFonts w:ascii="Aptos" w:hAnsi="Aptos"/>
-                <w:b w:val="0"/>
-                <w:i w:val="0"/>
-                <w:color w:val="FFFFFF"/>
-                <w:sz w:val="16"/>
-              </w:rPr>
-              <w:t>Visual Studio</w:t>
-            </w:r>
-          </w:p>
-          <w:p>
-            <w:pPr>
-              <w:spacing w:before="0" w:after="26" w:line="252" w:lineRule="auto"/>
-            </w:pPr>
-            <w:r>
-              <w:rPr>
-                <w:rFonts w:ascii="Aptos" w:hAnsi="Aptos"/>
-                <w:b w:val="0"/>
-                <w:i w:val="0"/>
-                <w:color w:val="FFFFFF"/>
-                <w:sz w:val="16"/>
-              </w:rPr>
-              <w:t>Agile development</w:t>
-            </w:r>
-          </w:p>
-          <w:p>
-            <w:pPr>
-              <w:spacing w:before="0" w:after="26" w:line="252" w:lineRule="auto"/>
-            </w:pPr>
-            <w:r>
-              <w:rPr>
-                <w:rFonts w:ascii="Aptos" w:hAnsi="Aptos"/>
-                <w:b w:val="0"/>
-                <w:i w:val="0"/>
-                <w:color w:val="FFFFFF"/>
-                <w:sz w:val="16"/>
-              </w:rPr>
-              <w:t>Level 3 product support</w:t>
-            </w:r>
-          </w:p>
-          <w:p>
-            <w:pPr>
-              <w:spacing w:before="160" w:after="80" w:line="240" w:lineRule="auto"/>
-            </w:pPr>
-            <w:r>
-              <w:rPr>
-                <w:rFonts w:ascii="Aptos" w:hAnsi="Aptos"/>
-                <w:b/>
-                <w:i w:val="0"/>
-                <w:color w:val="FFFFFF"/>
-                <w:sz w:val="17"/>
-              </w:rPr>
-              <w:t>EDUCATION</w:t>
-            </w:r>
-          </w:p>
-          <w:p>
-            <w:pPr>
-              <w:spacing w:before="0" w:after="20" w:line="252" w:lineRule="auto"/>
-            </w:pPr>
-            <w:r>
-              <w:rPr>
-                <w:rFonts w:ascii="Aptos" w:hAnsi="Aptos"/>
-                <w:b/>
-                <w:i w:val="0"/>
-                <w:color w:val="FFFFFF"/>
-                <w:sz w:val="16"/>
-              </w:rPr>
-              <w:t>B.S. Computer System Engineering</w:t>
-            </w:r>
-          </w:p>
-          <w:p>
-            <w:pPr>
-              <w:spacing w:before="0" w:after="20" w:line="252" w:lineRule="auto"/>
-            </w:pPr>
-            <w:r>
-              <w:rPr>
-                <w:rFonts w:ascii="Aptos" w:hAnsi="Aptos"/>
-                <w:b w:val="0"/>
-                <w:i w:val="0"/>
-                <w:color w:val="FFFFFF"/>
-                <w:sz w:val="15"/>
-              </w:rPr>
-              <w:t>Ghulam Ishaq Khan Institute of Engineering Sciences &amp; Technology</w:t>
-            </w:r>
-          </w:p>
-          <w:p>
-            <w:pPr>
-              <w:spacing w:before="0" w:after="100" w:line="252" w:lineRule="auto"/>
-            </w:pPr>
-            <w:r>
-              <w:rPr>
-                <w:rFonts w:ascii="Aptos" w:hAnsi="Aptos"/>
-                <w:b w:val="0"/>
-                <w:i w:val="0"/>
-                <w:color w:val="FFFFFF"/>
-                <w:sz w:val="15"/>
-              </w:rPr>
-              <w:t>2009 - 2014</w:t>
-            </w:r>
-          </w:p>
-          <w:p>
-            <w:pPr>
-              <w:spacing w:before="0" w:after="20" w:line="252" w:lineRule="auto"/>
-            </w:pPr>
-            <w:r>
-              <w:rPr>
-                <w:rFonts w:ascii="Aptos" w:hAnsi="Aptos"/>
-                <w:b/>
-                <w:i w:val="0"/>
-                <w:color w:val="FFFFFF"/>
-                <w:sz w:val="16"/>
-              </w:rPr>
-              <w:t>F.Sc. Pre-Engineering</w:t>
-            </w:r>
-          </w:p>
-          <w:p>
-            <w:pPr>
-              <w:spacing w:before="0" w:after="20" w:line="252" w:lineRule="auto"/>
-            </w:pPr>
-            <w:r>
-              <w:rPr>
-                <w:rFonts w:ascii="Aptos" w:hAnsi="Aptos"/>
-                <w:b w:val="0"/>
-                <w:i w:val="0"/>
-                <w:color w:val="FFFFFF"/>
-                <w:sz w:val="15"/>
-              </w:rPr>
-              <w:t>Al-Abbas College, Dera Ismail Khan</w:t>
-            </w:r>
-          </w:p>
-          <w:p>
-            <w:pPr>
-              <w:spacing w:before="0" w:after="40" w:line="252" w:lineRule="auto"/>
-            </w:pPr>
-            <w:r>
-              <w:rPr>
-                <w:rFonts w:ascii="Aptos" w:hAnsi="Aptos"/>
-                <w:b w:val="0"/>
-                <w:i w:val="0"/>
-                <w:color w:val="FFFFFF"/>
-                <w:sz w:val="15"/>
               </w:rPr>
               <w:t>2007 - 2009</w:t>
             </w:r>
@@ -383,9 +383,9 @@
             <w:tcW w:type="dxa" w:w="7682"/>
             <w:vAlign w:val="top"/>
             <w:tcMar>
-              <w:top w:w="160" w:type="dxa"/>
+              <w:top w:w="190" w:type="dxa"/>
               <w:start w:w="300" w:type="dxa"/>
-              <w:bottom w:w="120" w:type="dxa"/>
+              <w:bottom w:w="170" w:type="dxa"/>
               <w:end w:w="180" w:type="dxa"/>
             </w:tcMar>
           </w:tcPr>
@@ -399,14 +399,14 @@
                 <w:b/>
                 <w:i w:val="0"/>
                 <w:color w:val="17324D"/>
-                <w:sz w:val="48"/>
+                <w:sz w:val="54"/>
               </w:rPr>
               <w:t>SYED ADIL ALI</w:t>
             </w:r>
           </w:p>
           <w:p>
             <w:pPr>
-              <w:spacing w:before="0" w:after="140" w:line="240" w:lineRule="auto"/>
+              <w:spacing w:before="0" w:after="240" w:line="240" w:lineRule="auto"/>
             </w:pPr>
             <w:r>
               <w:rPr>
@@ -414,14 +414,14 @@
                 <w:b/>
                 <w:i w:val="0"/>
                 <w:color w:val="2A7F8E"/>
-                <w:sz w:val="21"/>
+                <w:sz w:val="24"/>
               </w:rPr>
               <w:t>LEAD SOFTWARE ENGINEER</w:t>
             </w:r>
           </w:p>
           <w:p>
             <w:pPr>
-              <w:spacing w:before="120" w:after="60" w:line="240" w:lineRule="auto"/>
+              <w:spacing w:before="280" w:after="160" w:line="240" w:lineRule="auto"/>
             </w:pPr>
             <w:r>
               <w:rPr>
@@ -429,14 +429,14 @@
                 <w:b/>
                 <w:i w:val="0"/>
                 <w:color w:val="2A7F8E"/>
-                <w:sz w:val="20"/>
+                <w:sz w:val="22"/>
               </w:rPr>
               <w:t>PROFESSIONAL PROFILE</w:t>
             </w:r>
           </w:p>
           <w:p>
             <w:pPr>
-              <w:spacing w:before="0" w:after="100" w:line="250" w:lineRule="auto"/>
+              <w:spacing w:before="0" w:after="260" w:line="300" w:lineRule="auto"/>
             </w:pPr>
             <w:r>
               <w:rPr>
@@ -444,14 +444,14 @@
                 <w:b w:val="0"/>
                 <w:i w:val="0"/>
                 <w:color w:val="1F2A33"/>
-                <w:sz w:val="17"/>
+                <w:sz w:val="21"/>
               </w:rPr>
               <w:t>Software engineering professional with experience building and supporting web-based business systems, including point-of-sale, e-commerce, EDI, warehouse, nutrition dashboard, HR, and procurement solutions. Skilled in full-cycle development, production support, API development, and guiding teams through complex technical issues.</w:t>
             </w:r>
           </w:p>
           <w:p>
             <w:pPr>
-              <w:spacing w:before="120" w:after="60" w:line="240" w:lineRule="auto"/>
+              <w:spacing w:before="280" w:after="160" w:line="240" w:lineRule="auto"/>
             </w:pPr>
             <w:r>
               <w:rPr>
@@ -459,7 +459,7 @@
                 <w:b/>
                 <w:i w:val="0"/>
                 <w:color w:val="2A7F8E"/>
-                <w:sz w:val="20"/>
+                <w:sz w:val="22"/>
               </w:rPr>
               <w:t>PROFESSIONAL EXPERIENCE</w:t>
             </w:r>
@@ -469,7 +469,7 @@
               <w:tabs>
                 <w:tab w:pos="6984" w:val="left"/>
               </w:tabs>
-              <w:spacing w:before="60" w:after="20" w:line="240" w:lineRule="auto"/>
+              <w:spacing w:before="240" w:after="120" w:line="240" w:lineRule="auto"/>
             </w:pPr>
             <w:r>
               <w:rPr>
@@ -477,7 +477,7 @@
                 <w:b/>
                 <w:i w:val="0"/>
                 <w:color w:val="1F2A33"/>
-                <w:sz w:val="18"/>
+                <w:sz w:val="21"/>
               </w:rPr>
               <w:t>Lead Software Engineer</w:t>
             </w:r>
@@ -487,7 +487,7 @@
                 <w:b w:val="0"/>
                 <w:i w:val="0"/>
                 <w:color w:val="566570"/>
-                <w:sz w:val="18"/>
+                <w:sz w:val="20"/>
               </w:rPr>
               <w:t xml:space="preserve"> | Invenits Technologies</w:t>
             </w:r>
@@ -497,7 +497,7 @@
                 <w:b/>
                 <w:i w:val="0"/>
                 <w:color w:val="2A7F8E"/>
-                <w:sz w:val="16"/>
+                <w:sz w:val="18"/>
               </w:rPr>
               <w:tab/>
               <w:t>Mar 2017 - Present</w:t>
@@ -506,8 +506,8 @@
           <w:p>
             <w:pPr>
               <w:pStyle w:val="ListBullet"/>
-              <w:spacing w:before="0" w:after="16" w:line="240" w:lineRule="auto"/>
-              <w:ind w:left="259" w:hanging="173"/>
+              <w:spacing w:before="0" w:after="90" w:line="288" w:lineRule="auto"/>
+              <w:ind w:left="302" w:hanging="187"/>
             </w:pPr>
             <w:r>
               <w:rPr>
@@ -515,7 +515,7 @@
                 <w:b w:val="0"/>
                 <w:i w:val="0"/>
                 <w:color w:val="1F2A33"/>
-                <w:sz w:val="16"/>
+                <w:sz w:val="20"/>
               </w:rPr>
               <w:t>Design, code, test, debug, and document software using agile development practices.</w:t>
             </w:r>
@@ -523,8 +523,8 @@
           <w:p>
             <w:pPr>
               <w:pStyle w:val="ListBullet"/>
-              <w:spacing w:before="0" w:after="16" w:line="240" w:lineRule="auto"/>
-              <w:ind w:left="259" w:hanging="173"/>
+              <w:spacing w:before="0" w:after="90" w:line="288" w:lineRule="auto"/>
+              <w:ind w:left="302" w:hanging="187"/>
             </w:pPr>
             <w:r>
               <w:rPr>
@@ -532,7 +532,7 @@
                 <w:b w:val="0"/>
                 <w:i w:val="0"/>
                 <w:color w:val="1F2A33"/>
-                <w:sz w:val="16"/>
+                <w:sz w:val="20"/>
               </w:rPr>
               <w:t>Provide Level 3 product support and resolve complex technical issues.</w:t>
             </w:r>
@@ -540,8 +540,8 @@
           <w:p>
             <w:pPr>
               <w:pStyle w:val="ListBullet"/>
-              <w:spacing w:before="0" w:after="16" w:line="240" w:lineRule="auto"/>
-              <w:ind w:left="259" w:hanging="173"/>
+              <w:spacing w:before="0" w:after="90" w:line="288" w:lineRule="auto"/>
+              <w:ind w:left="302" w:hanging="187"/>
             </w:pPr>
             <w:r>
               <w:rPr>
@@ -549,7 +549,7 @@
                 <w:b w:val="0"/>
                 <w:i w:val="0"/>
                 <w:color w:val="1F2A33"/>
-                <w:sz w:val="16"/>
+                <w:sz w:val="20"/>
               </w:rPr>
               <w:t>Guide less-experienced staff through troubleshooting and solution delivery.</w:t>
             </w:r>
@@ -557,8 +557,8 @@
           <w:p>
             <w:pPr>
               <w:pStyle w:val="ListBullet"/>
-              <w:spacing w:before="0" w:after="16" w:line="240" w:lineRule="auto"/>
-              <w:ind w:left="259" w:hanging="173"/>
+              <w:spacing w:before="0" w:after="90" w:line="288" w:lineRule="auto"/>
+              <w:ind w:left="302" w:hanging="187"/>
             </w:pPr>
             <w:r>
               <w:rPr>
@@ -566,7 +566,7 @@
                 <w:b w:val="0"/>
                 <w:i w:val="0"/>
                 <w:color w:val="1F2A33"/>
-                <w:sz w:val="16"/>
+                <w:sz w:val="20"/>
               </w:rPr>
               <w:t>Developed web-based point-of-sale and e-commerce systems using ASP.NET.</w:t>
             </w:r>
@@ -574,8 +574,8 @@
           <w:p>
             <w:pPr>
               <w:pStyle w:val="ListBullet"/>
-              <w:spacing w:before="0" w:after="16" w:line="240" w:lineRule="auto"/>
-              <w:ind w:left="259" w:hanging="173"/>
+              <w:spacing w:before="0" w:after="240" w:line="288" w:lineRule="auto"/>
+              <w:ind w:left="302" w:hanging="187"/>
             </w:pPr>
             <w:r>
               <w:rPr>
@@ -583,7 +583,7 @@
                 <w:b w:val="0"/>
                 <w:i w:val="0"/>
                 <w:color w:val="1F2A33"/>
-                <w:sz w:val="16"/>
+                <w:sz w:val="20"/>
               </w:rPr>
               <w:t>Developed and maintain EDI and 3D warehouse solutions using ASP.NET.</w:t>
             </w:r>
@@ -593,7 +593,7 @@
               <w:tabs>
                 <w:tab w:pos="6984" w:val="left"/>
               </w:tabs>
-              <w:spacing w:before="60" w:after="20" w:line="240" w:lineRule="auto"/>
+              <w:spacing w:before="240" w:after="120" w:line="240" w:lineRule="auto"/>
             </w:pPr>
             <w:r>
               <w:rPr>
@@ -601,7 +601,7 @@
                 <w:b/>
                 <w:i w:val="0"/>
                 <w:color w:val="1F2A33"/>
-                <w:sz w:val="18"/>
+                <w:sz w:val="21"/>
               </w:rPr>
               <w:t>Software Engineer</w:t>
             </w:r>
@@ -611,7 +611,7 @@
                 <w:b w:val="0"/>
                 <w:i w:val="0"/>
                 <w:color w:val="566570"/>
-                <w:sz w:val="18"/>
+                <w:sz w:val="20"/>
               </w:rPr>
               <w:t xml:space="preserve"> | IRMCH Lahore</w:t>
             </w:r>
@@ -621,7 +621,7 @@
                 <w:b/>
                 <w:i w:val="0"/>
                 <w:color w:val="2A7F8E"/>
-                <w:sz w:val="16"/>
+                <w:sz w:val="18"/>
               </w:rPr>
               <w:tab/>
               <w:t>Feb 2019 - Mar 2020</w:t>
@@ -630,8 +630,8 @@
           <w:p>
             <w:pPr>
               <w:pStyle w:val="ListBullet"/>
-              <w:spacing w:before="0" w:after="16" w:line="240" w:lineRule="auto"/>
-              <w:ind w:left="259" w:hanging="173"/>
+              <w:spacing w:before="0" w:after="90" w:line="288" w:lineRule="auto"/>
+              <w:ind w:left="302" w:hanging="187"/>
             </w:pPr>
             <w:r>
               <w:rPr>
@@ -639,7 +639,7 @@
                 <w:b w:val="0"/>
                 <w:i w:val="0"/>
                 <w:color w:val="1F2A33"/>
-                <w:sz w:val="16"/>
+                <w:sz w:val="20"/>
               </w:rPr>
               <w:t>Developed a nutrition dashboard using ASP.NET MVC.</w:t>
             </w:r>
@@ -647,8 +647,8 @@
           <w:p>
             <w:pPr>
               <w:pStyle w:val="ListBullet"/>
-              <w:spacing w:before="0" w:after="16" w:line="240" w:lineRule="auto"/>
-              <w:ind w:left="259" w:hanging="173"/>
+              <w:spacing w:before="0" w:after="240" w:line="288" w:lineRule="auto"/>
+              <w:ind w:left="302" w:hanging="187"/>
             </w:pPr>
             <w:r>
               <w:rPr>
@@ -656,7 +656,7 @@
                 <w:b w:val="0"/>
                 <w:i w:val="0"/>
                 <w:color w:val="1F2A33"/>
-                <w:sz w:val="16"/>
+                <w:sz w:val="20"/>
               </w:rPr>
               <w:t>Developed APIs for a mobile application and maintained multiple dashboards.</w:t>
             </w:r>
@@ -666,7 +666,7 @@
               <w:tabs>
                 <w:tab w:pos="6984" w:val="left"/>
               </w:tabs>
-              <w:spacing w:before="60" w:after="20" w:line="240" w:lineRule="auto"/>
+              <w:spacing w:before="240" w:after="120" w:line="240" w:lineRule="auto"/>
             </w:pPr>
             <w:r>
               <w:rPr>
@@ -674,7 +674,7 @@
                 <w:b/>
                 <w:i w:val="0"/>
                 <w:color w:val="1F2A33"/>
-                <w:sz w:val="18"/>
+                <w:sz w:val="21"/>
               </w:rPr>
               <w:t>MIS Engineer</w:t>
             </w:r>
@@ -684,7 +684,7 @@
                 <w:b w:val="0"/>
                 <w:i w:val="0"/>
                 <w:color w:val="566570"/>
-                <w:sz w:val="18"/>
+                <w:sz w:val="20"/>
               </w:rPr>
               <w:t xml:space="preserve"> | Shifa Foundation</w:t>
             </w:r>
@@ -694,7 +694,7 @@
                 <w:b/>
                 <w:i w:val="0"/>
                 <w:color w:val="2A7F8E"/>
-                <w:sz w:val="16"/>
+                <w:sz w:val="18"/>
               </w:rPr>
               <w:tab/>
               <w:t>Aug 2014 - Mar 2017</w:t>
@@ -703,8 +703,8 @@
           <w:p>
             <w:pPr>
               <w:pStyle w:val="ListBullet"/>
-              <w:spacing w:before="0" w:after="16" w:line="240" w:lineRule="auto"/>
-              <w:ind w:left="259" w:hanging="173"/>
+              <w:spacing w:before="0" w:after="90" w:line="288" w:lineRule="auto"/>
+              <w:ind w:left="302" w:hanging="187"/>
             </w:pPr>
             <w:r>
               <w:rPr>
@@ -712,7 +712,7 @@
                 <w:b w:val="0"/>
                 <w:i w:val="0"/>
                 <w:color w:val="1F2A33"/>
-                <w:sz w:val="16"/>
+                <w:sz w:val="20"/>
               </w:rPr>
               <w:t>Developed HR and procurement systems.</w:t>
             </w:r>
@@ -720,8 +720,8 @@
           <w:p>
             <w:pPr>
               <w:pStyle w:val="ListBullet"/>
-              <w:spacing w:before="0" w:after="16" w:line="240" w:lineRule="auto"/>
-              <w:ind w:left="259" w:hanging="173"/>
+              <w:spacing w:before="0" w:after="240" w:line="288" w:lineRule="auto"/>
+              <w:ind w:left="302" w:hanging="187"/>
             </w:pPr>
             <w:r>
               <w:rPr>
@@ -729,7 +729,7 @@
                 <w:b w:val="0"/>
                 <w:i w:val="0"/>
                 <w:color w:val="1F2A33"/>
-                <w:sz w:val="16"/>
+                <w:sz w:val="20"/>
               </w:rPr>
               <w:t>Implemented a biometric attendance system and supported network infrastructure.</w:t>
             </w:r>
@@ -1112,7 +1112,7 @@
     <w:rsid w:val="00FC693F"/>
     <w:rPr>
       <w:rFonts w:ascii="Aptos" w:hAnsi="Aptos"/>
-      <w:sz w:val="18"/>
+      <w:sz w:val="20"/>
     </w:rPr>
   </w:style>
   <w:style w:type="paragraph" w:styleId="Header">
@@ -1645,7 +1645,7 @@
     </w:pPr>
     <w:rPr>
       <w:rFonts w:ascii="Aptos" w:hAnsi="Aptos"/>
-      <w:sz w:val="16"/>
+      <w:sz w:val="20"/>
     </w:rPr>
   </w:style>
   <w:style w:type="paragraph" w:styleId="ListBullet2">
